--- a/bases/Wim_Du/projects/IMDEV-9005 Форма 431/Замеры 431 форма Т-1 в журнал регистрации.docx
+++ b/bases/Wim_Du/projects/IMDEV-9005 Форма 431/Замеры 431 форма Т-1 в журнал регистрации.docx
@@ -30,6 +30,10 @@
     </w:p>
     <w:p>
       <w:r>
+        <w:rPr>
+          <w:noProof/>
+          <w:lang w:val="ru-RU" w:eastAsia="ru-RU"/>
+        </w:rPr>
         <w:drawing>
           <wp:inline distT="0" distB="0" distL="0" distR="0" wp14:anchorId="4F5F13D2" wp14:editId="706E9522">
             <wp:extent cx="6152515" cy="2334260"/>
@@ -74,6 +78,9 @@
         </w:rPr>
       </w:pPr>
       <w:r>
+        <w:rPr>
+          <w:lang w:val="ru-RU"/>
+        </w:rPr>
         <w:t xml:space="preserve">17-50 </w:t>
       </w:r>
       <w:r>
@@ -93,10 +100,10 @@
         </w:rPr>
       </w:pPr>
       <w:r>
-        <w:t>09.06.2026 19:42:53</w:t>
-      </w:r>
-      <w:r>
-        <w:t xml:space="preserve"> </w:t>
+        <w:rPr>
+          <w:lang w:val="ru-RU"/>
+        </w:rPr>
+        <w:t xml:space="preserve">09.06.2026 19:42:53 </w:t>
       </w:r>
       <w:r>
         <w:rPr>
@@ -108,21 +115,142 @@
     <w:p>
       <w:pPr>
         <w:rPr>
-          <w:lang w:val="ru-RU"/>
-        </w:rPr>
-      </w:pPr>
-    </w:p>
-    <w:p>
-      <w:pPr>
-        <w:rPr>
-          <w:lang w:val="ru-RU"/>
-        </w:rPr>
-      </w:pPr>
-      <w:r>
-        <w:rPr>
-          <w:lang w:val="ru-RU"/>
-        </w:rPr>
-        <w:t>«НОВЫЙ АЛГОРИТМ»</w:t>
+          <w:b/>
+          <w:lang w:val="ru-RU"/>
+        </w:rPr>
+      </w:pPr>
+      <w:proofErr w:type="gramStart"/>
+      <w:r>
+        <w:rPr>
+          <w:b/>
+          <w:highlight w:val="yellow"/>
+          <w:lang w:val="ru-RU"/>
+        </w:rPr>
+        <w:t>Далее</w:t>
+      </w:r>
+      <w:r>
+        <w:rPr>
+          <w:b/>
+          <w:highlight w:val="yellow"/>
+          <w:lang w:val="ru-RU"/>
+        </w:rPr>
+        <w:t xml:space="preserve">  ОСНОВНЫЕ</w:t>
+      </w:r>
+      <w:proofErr w:type="gramEnd"/>
+      <w:r>
+        <w:rPr>
+          <w:b/>
+          <w:highlight w:val="yellow"/>
+          <w:lang w:val="ru-RU"/>
+        </w:rPr>
+        <w:t xml:space="preserve"> ЗАМЕРЫ ДЛЯ ЗАДАЧИ</w:t>
+      </w:r>
+      <w:r>
+        <w:rPr>
+          <w:b/>
+          <w:highlight w:val="yellow"/>
+          <w:lang w:val="ru-RU"/>
+        </w:rPr>
+        <w:t>:</w:t>
+      </w:r>
+    </w:p>
+    <w:p>
+      <w:pPr>
+        <w:rPr>
+          <w:highlight w:val="yellow"/>
+          <w:lang w:val="ru-RU"/>
+        </w:rPr>
+      </w:pPr>
+      <w:r>
+        <w:rPr>
+          <w:highlight w:val="yellow"/>
+          <w:lang w:val="ru-RU"/>
+        </w:rPr>
+        <w:t>В моей базе</w:t>
+      </w:r>
+      <w:r>
+        <w:rPr>
+          <w:highlight w:val="yellow"/>
+          <w:lang w:val="ru-RU"/>
+        </w:rPr>
+        <w:t xml:space="preserve"> (копия от 08.06.2026</w:t>
+      </w:r>
+      <w:proofErr w:type="gramStart"/>
+      <w:r>
+        <w:rPr>
+          <w:highlight w:val="yellow"/>
+          <w:lang w:val="ru-RU"/>
+        </w:rPr>
+        <w:t xml:space="preserve">) </w:t>
+      </w:r>
+      <w:r>
+        <w:rPr>
+          <w:highlight w:val="yellow"/>
+          <w:lang w:val="ru-RU"/>
+        </w:rPr>
+        <w:t>,</w:t>
+      </w:r>
+      <w:proofErr w:type="gramEnd"/>
+      <w:r>
+        <w:rPr>
+          <w:highlight w:val="yellow"/>
+          <w:lang w:val="ru-RU"/>
+        </w:rPr>
+        <w:t xml:space="preserve"> без режима Совместимости</w:t>
+      </w:r>
+    </w:p>
+    <w:p>
+      <w:pPr>
+        <w:rPr>
+          <w:lang w:val="ru-RU"/>
+        </w:rPr>
+      </w:pPr>
+      <w:r>
+        <w:rPr>
+          <w:highlight w:val="yellow"/>
+          <w:lang w:val="ru-RU"/>
+        </w:rPr>
+        <w:t>Запустим «ПО-СТАРОМУ» с замерами отладчика</w:t>
+      </w:r>
+    </w:p>
+    <w:p>
+      <w:pPr>
+        <w:rPr>
+          <w:lang w:val="ru-RU"/>
+        </w:rPr>
+      </w:pPr>
+      <w:r>
+        <w:rPr>
+          <w:lang w:val="ru-RU"/>
+        </w:rPr>
+        <w:t>09.06.2026 21:24:01</w:t>
+      </w:r>
+    </w:p>
+    <w:p>
+      <w:pPr>
+        <w:rPr>
+          <w:lang w:val="ru-RU"/>
+        </w:rPr>
+      </w:pPr>
+      <w:r>
+        <w:rPr>
+          <w:lang w:val="ru-RU"/>
+        </w:rPr>
+        <w:t>09.06.2026 23:06:29</w:t>
+      </w:r>
+      <w:proofErr w:type="gramStart"/>
+      <w:r>
+        <w:rPr>
+          <w:lang w:val="ru-RU"/>
+        </w:rPr>
+        <w:t xml:space="preserve">   (</w:t>
+      </w:r>
+      <w:proofErr w:type="gramEnd"/>
+      <w:r>
+        <w:rPr>
+          <w:lang w:val="ru-RU"/>
+        </w:rPr>
+        <w:t>1,5 часа)</w:t>
       </w:r>
     </w:p>
     <w:p>
@@ -136,10 +264,10 @@
           <w:lang w:val="ru-RU"/>
         </w:rPr>
         <w:drawing>
-          <wp:inline distT="0" distB="0" distL="0" distR="0" wp14:anchorId="408B13BF" wp14:editId="4AA86A51">
-            <wp:extent cx="6152515" cy="2007235"/>
-            <wp:effectExtent l="0" t="0" r="635" b="0"/>
-            <wp:docPr id="2" name="Picture 2"/>
+          <wp:inline distT="0" distB="0" distL="0" distR="0" wp14:anchorId="3594AB10" wp14:editId="240C8F47">
+            <wp:extent cx="6152515" cy="1961515"/>
+            <wp:effectExtent l="0" t="0" r="635" b="635"/>
+            <wp:docPr id="8" name="Picture 8"/>
             <wp:cNvGraphicFramePr>
               <a:graphicFrameLocks xmlns:a="http://schemas.openxmlformats.org/drawingml/2006/main" noChangeAspect="1"/>
             </wp:cNvGraphicFramePr>
@@ -159,7 +287,7 @@
                   <pic:spPr>
                     <a:xfrm>
                       <a:off x="0" y="0"/>
-                      <a:ext cx="6152515" cy="2007235"/>
+                      <a:ext cx="6152515" cy="1961515"/>
                     </a:xfrm>
                     <a:prstGeom prst="rect">
                       <a:avLst/>
@@ -182,11 +310,24 @@
         <w:rPr>
           <w:lang w:val="ru-RU"/>
         </w:rPr>
+        <w:t>ОБЩИЕ</w:t>
+      </w:r>
+    </w:p>
+    <w:p>
+      <w:pPr>
+        <w:rPr>
+          <w:lang w:val="ru-RU"/>
+        </w:rPr>
+      </w:pPr>
+      <w:r>
+        <w:rPr>
+          <w:lang w:val="ru-RU"/>
+        </w:rPr>
         <w:drawing>
-          <wp:inline distT="0" distB="0" distL="0" distR="0" wp14:anchorId="42F14500" wp14:editId="4AA3D10B">
-            <wp:extent cx="6152515" cy="1636395"/>
-            <wp:effectExtent l="0" t="0" r="635" b="1905"/>
-            <wp:docPr id="3" name="Picture 3"/>
+          <wp:inline distT="0" distB="0" distL="0" distR="0" wp14:anchorId="4A023842" wp14:editId="05646E3C">
+            <wp:extent cx="6152515" cy="1026160"/>
+            <wp:effectExtent l="0" t="0" r="635" b="2540"/>
+            <wp:docPr id="9" name="Picture 9"/>
             <wp:cNvGraphicFramePr>
               <a:graphicFrameLocks xmlns:a="http://schemas.openxmlformats.org/drawingml/2006/main" noChangeAspect="1"/>
             </wp:cNvGraphicFramePr>
@@ -206,7 +347,7 @@
                   <pic:spPr>
                     <a:xfrm>
                       <a:off x="0" y="0"/>
-                      <a:ext cx="6152515" cy="1636395"/>
+                      <a:ext cx="6152515" cy="1026160"/>
                     </a:xfrm>
                     <a:prstGeom prst="rect">
                       <a:avLst/>
@@ -230,117 +371,346 @@
         <w:rPr>
           <w:lang w:val="ru-RU"/>
         </w:rPr>
-        <w:t>Старт</w:t>
-      </w:r>
-      <w:r>
-        <w:rPr>
-          <w:lang w:val="ru-RU"/>
-        </w:rPr>
-        <w:t xml:space="preserve">  20</w:t>
+        <w:lastRenderedPageBreak/>
+        <w:t>Итого :</w:t>
       </w:r>
       <w:proofErr w:type="gramEnd"/>
       <w:r>
         <w:rPr>
           <w:lang w:val="ru-RU"/>
         </w:rPr>
-        <w:t>-15</w:t>
-      </w:r>
-    </w:p>
-    <w:p>
-      <w:r>
-        <w:rPr>
-          <w:lang w:val="ru-RU"/>
-        </w:rPr>
-        <w:t>Финиш</w:t>
-      </w:r>
-      <w:r>
-        <w:rPr>
-          <w:lang w:val="ru-RU"/>
-        </w:rPr>
-        <w:t xml:space="preserve"> 22</w:t>
-      </w:r>
-      <w:r>
-        <w:rPr>
-          <w:lang w:val="ru-RU"/>
-        </w:rPr>
-        <w:t>-</w:t>
-      </w:r>
-    </w:p>
-    <w:p>
-      <w:pPr>
-        <w:rPr>
-          <w:lang w:val="ru-RU"/>
-        </w:rPr>
-      </w:pPr>
-    </w:p>
-    <w:p>
-      <w:pPr>
-        <w:rPr>
-          <w:lang w:val="ru-RU"/>
-        </w:rPr>
-      </w:pPr>
+        <w:t xml:space="preserve"> </w:t>
+      </w:r>
+      <w:proofErr w:type="spellStart"/>
+      <w:r>
+        <w:rPr>
+          <w:lang w:val="ru-RU"/>
+        </w:rPr>
+        <w:t>ЗаполнитьРазделыОтчета</w:t>
+      </w:r>
+      <w:proofErr w:type="spellEnd"/>
+      <w:r>
+        <w:rPr>
+          <w:lang w:val="ru-RU"/>
+        </w:rPr>
+        <w:t>(</w:t>
+      </w:r>
+      <w:proofErr w:type="spellStart"/>
+      <w:r>
+        <w:rPr>
+          <w:lang w:val="ru-RU"/>
+        </w:rPr>
+        <w:t>ОбъектНазначения</w:t>
+      </w:r>
+      <w:proofErr w:type="spellEnd"/>
+      <w:r>
+        <w:rPr>
+          <w:lang w:val="ru-RU"/>
+        </w:rPr>
+        <w:t>);</w:t>
+      </w:r>
+      <w:r>
+        <w:rPr>
+          <w:lang w:val="ru-RU"/>
+        </w:rPr>
+        <w:tab/>
+        <w:t>106</w:t>
+      </w:r>
+      <w:r>
+        <w:rPr>
+          <w:lang w:val="ru-RU"/>
+        </w:rPr>
+        <w:tab/>
+      </w:r>
+      <w:r>
+        <w:rPr>
+          <w:lang w:val="ru-RU"/>
+        </w:rPr>
+        <w:tab/>
+        <w:t>1</w:t>
+      </w:r>
+      <w:r>
+        <w:rPr>
+          <w:lang w:val="ru-RU"/>
+        </w:rPr>
+        <w:tab/>
+      </w:r>
       <w:r>
         <w:rPr>
           <w:highlight w:val="yellow"/>
           <w:lang w:val="ru-RU"/>
         </w:rPr>
-        <w:t>Далее:</w:t>
-      </w:r>
-    </w:p>
-    <w:p>
-      <w:pPr>
-        <w:rPr>
-          <w:lang w:val="ru-RU"/>
-        </w:rPr>
-      </w:pPr>
-      <w:r>
-        <w:rPr>
-          <w:lang w:val="ru-RU"/>
-        </w:rPr>
-        <w:t>В моей базе, без режима Совместимости</w:t>
-      </w:r>
-    </w:p>
-    <w:p>
-      <w:pPr>
-        <w:rPr>
-          <w:lang w:val="ru-RU"/>
-        </w:rPr>
-      </w:pPr>
-      <w:r>
-        <w:rPr>
-          <w:lang w:val="ru-RU"/>
-        </w:rPr>
-        <w:t>Запустим «ПО-СТАРОМУ» с замерами отладчика</w:t>
-      </w:r>
-    </w:p>
-    <w:p>
-      <w:pPr>
-        <w:rPr>
-          <w:lang w:val="ru-RU"/>
-        </w:rPr>
-      </w:pPr>
-    </w:p>
-    <w:p>
-      <w:pPr>
-        <w:rPr>
-          <w:lang w:val="ru-RU"/>
-        </w:rPr>
-      </w:pPr>
-      <w:r>
-        <w:rPr>
-          <w:highlight w:val="yellow"/>
-          <w:lang w:val="ru-RU"/>
-        </w:rPr>
-        <w:t>В МО слабое место:</w:t>
-      </w:r>
-    </w:p>
-    <w:p>
-      <w:r>
+        <w:t>6 036</w:t>
+      </w:r>
+      <w:r>
+        <w:rPr>
+          <w:lang w:val="ru-RU"/>
+        </w:rPr>
+        <w:t>,022626</w:t>
+      </w:r>
+      <w:r>
+        <w:rPr>
+          <w:lang w:val="ru-RU"/>
+        </w:rPr>
+        <w:tab/>
+        <w:t>98,99</w:t>
+      </w:r>
+    </w:p>
+    <w:p>
+      <w:pPr>
+        <w:rPr>
+          <w:lang w:val="ru-RU"/>
+        </w:rPr>
+      </w:pPr>
+      <w:r>
+        <w:rPr>
+          <w:lang w:val="ru-RU"/>
+        </w:rPr>
+        <w:t xml:space="preserve">Стр. </w:t>
+      </w:r>
+      <w:proofErr w:type="gramStart"/>
+      <w:r>
+        <w:rPr>
+          <w:lang w:val="ru-RU"/>
+        </w:rPr>
+        <w:t>234  -</w:t>
+      </w:r>
+      <w:proofErr w:type="gramEnd"/>
+      <w:r>
+        <w:rPr>
+          <w:lang w:val="ru-RU"/>
+        </w:rPr>
+        <w:t xml:space="preserve"> </w:t>
+      </w:r>
+      <w:proofErr w:type="spellStart"/>
+      <w:r>
+        <w:rPr>
+          <w:lang w:val="ru-RU"/>
+        </w:rPr>
+        <w:t>СформироватьВТ_ДанныеПоСтратегиям</w:t>
+      </w:r>
+      <w:proofErr w:type="spellEnd"/>
+      <w:r>
+        <w:rPr>
+          <w:lang w:val="ru-RU"/>
+        </w:rPr>
+        <w:t xml:space="preserve">(МВТ, </w:t>
+      </w:r>
+      <w:proofErr w:type="spellStart"/>
+      <w:r>
+        <w:rPr>
+          <w:lang w:val="ru-RU"/>
+        </w:rPr>
+        <w:t>ОтчетОбъект</w:t>
+      </w:r>
+      <w:proofErr w:type="spellEnd"/>
+      <w:r>
+        <w:rPr>
+          <w:lang w:val="ru-RU"/>
+        </w:rPr>
+        <w:t>);</w:t>
+      </w:r>
+    </w:p>
+    <w:p>
+      <w:pPr>
+        <w:rPr>
+          <w:lang w:val="ru-RU"/>
+        </w:rPr>
+      </w:pPr>
+      <w:r>
+        <w:rPr>
+          <w:lang w:val="ru-RU"/>
+        </w:rPr>
+        <w:t>e1cib/tempstorage/4fdcfb47-a4f7-40da-92e4-fba3262d37f</w:t>
+      </w:r>
+      <w:proofErr w:type="gramStart"/>
+      <w:r>
+        <w:rPr>
+          <w:lang w:val="ru-RU"/>
+        </w:rPr>
+        <w:t>7?seanceId</w:t>
+      </w:r>
+      <w:proofErr w:type="gramEnd"/>
+      <w:r>
+        <w:rPr>
+          <w:lang w:val="ru-RU"/>
+        </w:rPr>
+        <w:t>=OTMyZTk4NjktMDMyNy00MTg0LWE5YmQtMzYzMjczMmUwM2Eyq0RqQdWC40KWoCHjsi2ZWQAAAAA</w:t>
+      </w:r>
+      <w:r>
+        <w:rPr>
+          <w:lang w:val="ru-RU"/>
+        </w:rPr>
+        <w:tab/>
+        <w:t>234</w:t>
+      </w:r>
+      <w:r>
+        <w:rPr>
+          <w:lang w:val="ru-RU"/>
+        </w:rPr>
+        <w:tab/>
+      </w:r>
+      <w:r>
+        <w:rPr>
+          <w:lang w:val="ru-RU"/>
+        </w:rPr>
+        <w:tab/>
+        <w:t>1</w:t>
+      </w:r>
+      <w:r>
+        <w:rPr>
+          <w:lang w:val="ru-RU"/>
+        </w:rPr>
+        <w:tab/>
+        <w:t>5 392,518719</w:t>
+      </w:r>
+      <w:r>
+        <w:rPr>
+          <w:lang w:val="ru-RU"/>
+        </w:rPr>
+        <w:tab/>
+        <w:t>88,44</w:t>
+      </w:r>
+    </w:p>
+    <w:p>
+      <w:pPr>
+        <w:rPr>
+          <w:lang w:val="ru-RU"/>
+        </w:rPr>
+      </w:pPr>
+      <w:proofErr w:type="spellStart"/>
+      <w:r>
+        <w:rPr>
+          <w:lang w:val="ru-RU"/>
+        </w:rPr>
+        <w:t>Стр</w:t>
+      </w:r>
+      <w:proofErr w:type="spellEnd"/>
+      <w:r>
+        <w:rPr>
+          <w:lang w:val="ru-RU"/>
+        </w:rPr>
+        <w:t xml:space="preserve"> 237 - </w:t>
+      </w:r>
+      <w:r>
+        <w:rPr>
+          <w:lang w:val="ru-RU"/>
+        </w:rPr>
+        <w:t>ЗаполнитьРаздел_1(</w:t>
+      </w:r>
+      <w:proofErr w:type="spellStart"/>
+      <w:r>
+        <w:rPr>
+          <w:lang w:val="ru-RU"/>
+        </w:rPr>
+        <w:t>ОтчетОбъект</w:t>
+      </w:r>
+      <w:proofErr w:type="spellEnd"/>
+      <w:r>
+        <w:rPr>
+          <w:lang w:val="ru-RU"/>
+        </w:rPr>
+        <w:t>, МВТ);</w:t>
+      </w:r>
+    </w:p>
+    <w:p>
+      <w:pPr>
+        <w:rPr>
+          <w:lang w:val="ru-RU"/>
+        </w:rPr>
+      </w:pPr>
+      <w:r>
+        <w:rPr>
+          <w:lang w:val="ru-RU"/>
+        </w:rPr>
+        <w:t>e1cib/tempstorage/4fdcfb47-a4f7-40da-92e4-fba3262d37f</w:t>
+      </w:r>
+      <w:proofErr w:type="gramStart"/>
+      <w:r>
+        <w:rPr>
+          <w:lang w:val="ru-RU"/>
+        </w:rPr>
+        <w:t>7?seanceId</w:t>
+      </w:r>
+      <w:proofErr w:type="gramEnd"/>
+      <w:r>
+        <w:rPr>
+          <w:lang w:val="ru-RU"/>
+        </w:rPr>
+        <w:t>=OTMyZTk4NjktMDMyNy00MTg0LWE5YmQtMzYzMjczMmUwM2Eyq0RqQdWC40KWoCHjsi2ZWQAAAAA</w:t>
+      </w:r>
+      <w:r>
+        <w:rPr>
+          <w:lang w:val="ru-RU"/>
+        </w:rPr>
+        <w:tab/>
+        <w:t>237</w:t>
+      </w:r>
+      <w:r>
+        <w:rPr>
+          <w:lang w:val="ru-RU"/>
+        </w:rPr>
+        <w:tab/>
+      </w:r>
+      <w:r>
+        <w:rPr>
+          <w:lang w:val="ru-RU"/>
+        </w:rPr>
+        <w:tab/>
+        <w:t>1</w:t>
+      </w:r>
+      <w:r>
+        <w:rPr>
+          <w:lang w:val="ru-RU"/>
+        </w:rPr>
+        <w:tab/>
+        <w:t>510,120895</w:t>
+      </w:r>
+      <w:r>
+        <w:rPr>
+          <w:lang w:val="ru-RU"/>
+        </w:rPr>
+        <w:tab/>
+        <w:t>8,37</w:t>
+      </w:r>
+    </w:p>
+    <w:p>
+      <w:pPr>
+        <w:rPr>
+          <w:lang w:val="ru-RU"/>
+        </w:rPr>
+      </w:pPr>
+    </w:p>
+    <w:p>
+      <w:pPr>
+        <w:rPr>
+          <w:lang w:val="ru-RU"/>
+        </w:rPr>
+      </w:pPr>
+      <w:bookmarkStart w:id="0" w:name="_GoBack"/>
+      <w:bookmarkEnd w:id="0"/>
+      <w:r>
+        <w:rPr>
+          <w:lang w:val="ru-RU"/>
+        </w:rPr>
+        <w:t>ДЕТАЛЬНЫЕ</w:t>
+      </w:r>
+    </w:p>
+    <w:p>
+      <w:pPr>
+        <w:rPr>
+          <w:lang w:val="ru-RU"/>
+        </w:rPr>
+      </w:pPr>
+      <w:r>
+        <w:rPr>
+          <w:lang w:val="ru-RU"/>
+        </w:rPr>
         <w:drawing>
-          <wp:inline distT="0" distB="0" distL="0" distR="0" wp14:anchorId="32A778ED" wp14:editId="34F16CD9">
-            <wp:extent cx="6152515" cy="2413000"/>
-            <wp:effectExtent l="0" t="0" r="635" b="6350"/>
-            <wp:docPr id="4" name="Picture 4"/>
+          <wp:inline distT="0" distB="0" distL="0" distR="0" wp14:anchorId="4BD9BEF8" wp14:editId="222E2C63">
+            <wp:extent cx="6152515" cy="693420"/>
+            <wp:effectExtent l="0" t="0" r="635" b="0"/>
+            <wp:docPr id="7" name="Picture 7"/>
             <wp:cNvGraphicFramePr>
               <a:graphicFrameLocks xmlns:a="http://schemas.openxmlformats.org/drawingml/2006/main" noChangeAspect="1"/>
             </wp:cNvGraphicFramePr>
@@ -360,7 +730,7 @@
                   <pic:spPr>
                     <a:xfrm>
                       <a:off x="0" y="0"/>
-                      <a:ext cx="6152515" cy="2413000"/>
+                      <a:ext cx="6152515" cy="693420"/>
                     </a:xfrm>
                     <a:prstGeom prst="rect">
                       <a:avLst/>
@@ -373,270 +743,676 @@
         </w:drawing>
       </w:r>
     </w:p>
-    <w:p/>
-    <w:p>
-      <w:r>
-        <w:rPr>
-          <w:lang w:val="ru-RU"/>
-        </w:rPr>
-        <w:t>Отчет</w:t>
-      </w:r>
-      <w:r>
-        <w:t>.VTBAM_MWR_TWR.</w:t>
-      </w:r>
-      <w:proofErr w:type="spellStart"/>
-      <w:r>
-        <w:rPr>
-          <w:lang w:val="ru-RU"/>
-        </w:rPr>
-        <w:t>МодульОбъекта</w:t>
-      </w:r>
-      <w:proofErr w:type="spellEnd"/>
-      <w:r>
-        <w:tab/>
-        <w:t>1 940</w:t>
-      </w:r>
-      <w:r>
-        <w:tab/>
-      </w:r>
-      <w:r>
-        <w:rPr>
-          <w:lang w:val="ru-RU"/>
-        </w:rPr>
-        <w:t>Данные</w:t>
-      </w:r>
-      <w:r>
-        <w:t xml:space="preserve">TWR       = </w:t>
-      </w:r>
-      <w:r>
-        <w:rPr>
-          <w:lang w:val="ru-RU"/>
-        </w:rPr>
-        <w:t>Расчет</w:t>
-      </w:r>
-      <w:r>
-        <w:t>TWR(</w:t>
-      </w:r>
+    <w:p>
+      <w:pPr>
+        <w:rPr>
+          <w:u w:val="single"/>
+          <w:lang w:val="ru-RU"/>
+        </w:rPr>
+      </w:pPr>
+      <w:proofErr w:type="spellStart"/>
+      <w:r>
+        <w:rPr>
+          <w:highlight w:val="lightGray"/>
+          <w:u w:val="single"/>
+          <w:lang w:val="ru-RU"/>
+        </w:rPr>
+        <w:t>ДанныеДоходности</w:t>
+      </w:r>
+      <w:proofErr w:type="spellEnd"/>
+      <w:r>
+        <w:rPr>
+          <w:highlight w:val="lightGray"/>
+          <w:u w:val="single"/>
+          <w:lang w:val="ru-RU"/>
+        </w:rPr>
+        <w:t xml:space="preserve"> = </w:t>
+      </w:r>
+      <w:proofErr w:type="spellStart"/>
       <w:proofErr w:type="gramStart"/>
       <w:r>
-        <w:t>MV,</w:t>
-      </w:r>
-      <w:proofErr w:type="spellStart"/>
-      <w:r>
-        <w:rPr>
-          <w:lang w:val="ru-RU"/>
-        </w:rPr>
-        <w:t>ВводыВыводы</w:t>
-      </w:r>
-      <w:proofErr w:type="spellEnd"/>
+        <w:rPr>
+          <w:highlight w:val="lightGray"/>
+          <w:u w:val="single"/>
+          <w:lang w:val="ru-RU"/>
+        </w:rPr>
+        <w:t>Соединение.ВТБ_РасчетДоходностиСервер.TWR</w:t>
+      </w:r>
+      <w:proofErr w:type="spellEnd"/>
+      <w:r>
+        <w:rPr>
+          <w:highlight w:val="lightGray"/>
+          <w:u w:val="single"/>
+          <w:lang w:val="ru-RU"/>
+        </w:rPr>
+        <w:t>(</w:t>
+      </w:r>
+      <w:proofErr w:type="spellStart"/>
       <w:proofErr w:type="gramEnd"/>
       <w:r>
-        <w:t>);</w:t>
-      </w:r>
-      <w:r>
-        <w:tab/>
-        <w:t>1</w:t>
-      </w:r>
-      <w:r>
-        <w:tab/>
-        <w:t>1 353,236184</w:t>
-      </w:r>
-      <w:r>
-        <w:tab/>
-        <w:t>92,23</w:t>
-      </w:r>
-    </w:p>
-    <w:p>
-      <w:pPr>
-        <w:rPr>
-          <w:color w:val="FF0000"/>
-          <w:lang w:val="ru-RU"/>
-        </w:rPr>
-      </w:pPr>
-      <w:r>
-        <w:rPr>
-          <w:color w:val="FF0000"/>
-          <w:lang w:val="ru-RU"/>
-        </w:rPr>
-        <w:t>Детально:</w:t>
-      </w:r>
-    </w:p>
-    <w:p>
-      <w:pPr>
-        <w:rPr>
-          <w:lang w:val="ru-RU"/>
-        </w:rPr>
-      </w:pPr>
-      <w:r>
-        <w:rPr>
-          <w:lang w:val="ru-RU"/>
-        </w:rPr>
-        <w:t>Отчет.</w:t>
-      </w:r>
-      <w:r>
-        <w:t>VTBAM</w:t>
-      </w:r>
-      <w:r>
-        <w:rPr>
-          <w:lang w:val="ru-RU"/>
-        </w:rPr>
-        <w:t>_</w:t>
-      </w:r>
-      <w:r>
-        <w:t>MWR</w:t>
-      </w:r>
-      <w:r>
-        <w:rPr>
-          <w:lang w:val="ru-RU"/>
-        </w:rPr>
-        <w:t>_</w:t>
-      </w:r>
-      <w:r>
-        <w:t>TWR</w:t>
-      </w:r>
-      <w:r>
-        <w:rPr>
-          <w:lang w:val="ru-RU"/>
-        </w:rPr>
-        <w:t>.</w:t>
-      </w:r>
-      <w:proofErr w:type="spellStart"/>
-      <w:r>
-        <w:rPr>
-          <w:lang w:val="ru-RU"/>
-        </w:rPr>
-        <w:t>МодульОбъекта</w:t>
-      </w:r>
-      <w:proofErr w:type="spellEnd"/>
-      <w:r>
-        <w:rPr>
-          <w:lang w:val="ru-RU"/>
-        </w:rPr>
-        <w:tab/>
-        <w:t>2</w:t>
-      </w:r>
-      <w:r>
-        <w:t> </w:t>
-      </w:r>
-      <w:r>
-        <w:rPr>
-          <w:lang w:val="ru-RU"/>
-        </w:rPr>
-        <w:t>275</w:t>
-      </w:r>
-      <w:r>
-        <w:rPr>
-          <w:lang w:val="ru-RU"/>
-        </w:rPr>
-        <w:tab/>
-      </w:r>
-      <w:proofErr w:type="spellStart"/>
-      <w:r>
-        <w:rPr>
-          <w:lang w:val="ru-RU"/>
-        </w:rPr>
-        <w:t>СтрокиРазделителя</w:t>
-      </w:r>
-      <w:proofErr w:type="spellEnd"/>
-      <w:r>
-        <w:rPr>
+        <w:rPr>
+          <w:highlight w:val="lightGray"/>
+          <w:u w:val="single"/>
+          <w:lang w:val="ru-RU"/>
+        </w:rPr>
+        <w:t>НачалоПериодаTWR</w:t>
+      </w:r>
+      <w:proofErr w:type="spellEnd"/>
+      <w:r>
+        <w:rPr>
+          <w:highlight w:val="lightGray"/>
+          <w:u w:val="single"/>
+          <w:lang w:val="ru-RU"/>
+        </w:rPr>
+        <w:t xml:space="preserve">, </w:t>
+      </w:r>
+      <w:proofErr w:type="spellStart"/>
+      <w:r>
+        <w:rPr>
+          <w:highlight w:val="lightGray"/>
+          <w:u w:val="single"/>
+          <w:lang w:val="ru-RU"/>
+        </w:rPr>
+        <w:t>ОтчетОбъект.КонецПериода</w:t>
+      </w:r>
+      <w:proofErr w:type="spellEnd"/>
+      <w:r>
+        <w:rPr>
+          <w:highlight w:val="lightGray"/>
+          <w:u w:val="single"/>
+          <w:lang w:val="ru-RU"/>
+        </w:rPr>
+        <w:t>,</w:t>
+      </w:r>
+      <w:r>
+        <w:rPr>
+          <w:highlight w:val="lightGray"/>
+          <w:u w:val="single"/>
+          <w:lang w:val="ru-RU"/>
+        </w:rPr>
+        <w:tab/>
+      </w:r>
+      <w:proofErr w:type="spellStart"/>
+      <w:r>
+        <w:rPr>
+          <w:highlight w:val="lightGray"/>
+          <w:u w:val="single"/>
+          <w:lang w:val="ru-RU"/>
+        </w:rPr>
+        <w:t>Соединение.Справочники.Валюты.RUB</w:t>
+      </w:r>
+      <w:proofErr w:type="spellEnd"/>
+      <w:r>
+        <w:rPr>
+          <w:highlight w:val="lightGray"/>
+          <w:u w:val="single"/>
+          <w:lang w:val="ru-RU"/>
+        </w:rPr>
+        <w:t xml:space="preserve">, </w:t>
+      </w:r>
+      <w:proofErr w:type="spellStart"/>
+      <w:r>
+        <w:rPr>
+          <w:highlight w:val="lightGray"/>
+          <w:u w:val="single"/>
+          <w:lang w:val="ru-RU"/>
+        </w:rPr>
+        <w:t>ВознаграждениеКакПассив</w:t>
+      </w:r>
+      <w:proofErr w:type="spellEnd"/>
+      <w:r>
+        <w:rPr>
+          <w:highlight w:val="lightGray"/>
+          <w:u w:val="single"/>
+          <w:lang w:val="ru-RU"/>
+        </w:rPr>
+        <w:t>, ?(</w:t>
+      </w:r>
+      <w:proofErr w:type="spellStart"/>
+      <w:r>
+        <w:rPr>
+          <w:highlight w:val="lightGray"/>
+          <w:u w:val="single"/>
+          <w:lang w:val="ru-RU"/>
+        </w:rPr>
+        <w:t>ТипУчета</w:t>
+      </w:r>
+      <w:proofErr w:type="spellEnd"/>
+      <w:r>
+        <w:rPr>
+          <w:highlight w:val="lightGray"/>
+          <w:u w:val="single"/>
+          <w:lang w:val="ru-RU"/>
+        </w:rPr>
+        <w:t xml:space="preserve"> = "Плановый", Истина, Ложь),</w:t>
+      </w:r>
+      <w:r>
+        <w:rPr>
+          <w:highlight w:val="lightGray"/>
+          <w:u w:val="single"/>
+          <w:lang w:val="ru-RU"/>
+        </w:rPr>
+        <w:t xml:space="preserve"> </w:t>
+      </w:r>
+      <w:proofErr w:type="spellStart"/>
+      <w:r>
+        <w:rPr>
+          <w:highlight w:val="lightGray"/>
+          <w:u w:val="single"/>
+          <w:lang w:val="ru-RU"/>
+        </w:rPr>
+        <w:t>МассивМандатов</w:t>
+      </w:r>
+      <w:proofErr w:type="spellEnd"/>
+      <w:r>
+        <w:rPr>
+          <w:highlight w:val="lightGray"/>
+          <w:u w:val="single"/>
+          <w:lang w:val="ru-RU"/>
+        </w:rPr>
+        <w:t>,</w:t>
+      </w:r>
+      <w:r>
+        <w:rPr>
+          <w:highlight w:val="lightGray"/>
+          <w:u w:val="single"/>
+          <w:lang w:val="ru-RU"/>
+        </w:rPr>
+        <w:tab/>
+      </w:r>
+      <w:proofErr w:type="spellStart"/>
+      <w:r>
+        <w:rPr>
+          <w:highlight w:val="lightGray"/>
+          <w:u w:val="single"/>
+          <w:lang w:val="ru-RU"/>
+        </w:rPr>
+        <w:t>ТекущаяСтрока.Стратегия</w:t>
+      </w:r>
+      <w:proofErr w:type="spellEnd"/>
+      <w:r>
+        <w:rPr>
+          <w:highlight w:val="lightGray"/>
+          <w:u w:val="single"/>
+          <w:lang w:val="ru-RU"/>
+        </w:rPr>
+        <w:t xml:space="preserve">, Группировка, </w:t>
+      </w:r>
+      <w:proofErr w:type="spellStart"/>
+      <w:r>
+        <w:rPr>
+          <w:highlight w:val="lightGray"/>
+          <w:u w:val="single"/>
+          <w:lang w:val="ru-RU"/>
+        </w:rPr>
+        <w:t>КоммисияКакПассив</w:t>
+      </w:r>
+      <w:proofErr w:type="spellEnd"/>
+      <w:r>
+        <w:rPr>
+          <w:highlight w:val="lightGray"/>
+          <w:u w:val="single"/>
+          <w:lang w:val="ru-RU"/>
+        </w:rPr>
+        <w:t xml:space="preserve">, </w:t>
+      </w:r>
+      <w:proofErr w:type="spellStart"/>
+      <w:r>
+        <w:rPr>
+          <w:highlight w:val="lightGray"/>
+          <w:u w:val="single"/>
+          <w:lang w:val="ru-RU"/>
+        </w:rPr>
+        <w:t>НДФЛКакПассив</w:t>
+      </w:r>
+      <w:proofErr w:type="spellEnd"/>
+      <w:r>
+        <w:rPr>
+          <w:highlight w:val="lightGray"/>
+          <w:u w:val="single"/>
+          <w:lang w:val="ru-RU"/>
+        </w:rPr>
+        <w:t>,);</w:t>
+      </w:r>
+    </w:p>
+    <w:p>
+      <w:pPr>
+        <w:rPr>
+          <w:lang w:val="ru-RU"/>
+        </w:rPr>
+      </w:pPr>
+      <w:r>
+        <w:rPr>
+          <w:lang w:val="ru-RU"/>
+        </w:rPr>
+        <w:t>e1cib/tempstorage/4fdcfb47-a4f7-40da-92e4-fba3262d37f</w:t>
+      </w:r>
+      <w:proofErr w:type="gramStart"/>
+      <w:r>
+        <w:rPr>
+          <w:lang w:val="ru-RU"/>
+        </w:rPr>
+        <w:t>7?seanceId</w:t>
+      </w:r>
+      <w:proofErr w:type="gramEnd"/>
+      <w:r>
+        <w:rPr>
+          <w:lang w:val="ru-RU"/>
+        </w:rPr>
+        <w:t>=OTMyZTk4NjktMDMyNy00MTg0LWE5YmQtMzYzMjczMmUwM2Eyq0RqQdWC40KWoCHjsi2ZWQAAAAA</w:t>
+      </w:r>
+      <w:r>
+        <w:rPr>
+          <w:lang w:val="ru-RU"/>
+        </w:rPr>
+        <w:tab/>
+        <w:t>770</w:t>
+      </w:r>
+      <w:r>
+        <w:rPr>
+          <w:lang w:val="ru-RU"/>
+        </w:rPr>
+        <w:tab/>
+      </w:r>
+      <w:r>
+        <w:rPr>
+          <w:lang w:val="ru-RU"/>
+        </w:rPr>
+        <w:tab/>
+        <w:t>64</w:t>
+      </w:r>
+      <w:r>
+        <w:rPr>
+          <w:lang w:val="ru-RU"/>
+        </w:rPr>
+        <w:tab/>
+        <w:t>2 949,221989</w:t>
+      </w:r>
+      <w:r>
+        <w:rPr>
+          <w:lang w:val="ru-RU"/>
+        </w:rPr>
+        <w:tab/>
+        <w:t>48,37</w:t>
+      </w:r>
+    </w:p>
+    <w:p>
+      <w:pPr>
+        <w:rPr>
+          <w:lang w:val="ru-RU"/>
+        </w:rPr>
+      </w:pPr>
+    </w:p>
+    <w:p>
+      <w:pPr>
+        <w:rPr>
+          <w:u w:val="single"/>
+          <w:lang w:val="ru-RU"/>
+        </w:rPr>
+      </w:pPr>
+      <w:proofErr w:type="spellStart"/>
+      <w:r>
+        <w:rPr>
+          <w:highlight w:val="lightGray"/>
+          <w:u w:val="single"/>
+          <w:lang w:val="ru-RU"/>
+        </w:rPr>
+        <w:t>СтрокиДоходности</w:t>
+      </w:r>
+      <w:proofErr w:type="spellEnd"/>
+      <w:r>
+        <w:rPr>
+          <w:highlight w:val="lightGray"/>
+          <w:u w:val="single"/>
           <w:lang w:val="ru-RU"/>
         </w:rPr>
         <w:t xml:space="preserve"> = </w:t>
       </w:r>
-      <w:r>
-        <w:t>MV</w:t>
-      </w:r>
-      <w:r>
-        <w:rPr>
-          <w:lang w:val="ru-RU"/>
-        </w:rPr>
-        <w:t>.</w:t>
-      </w:r>
-      <w:proofErr w:type="spellStart"/>
-      <w:r>
-        <w:rPr>
-          <w:lang w:val="ru-RU"/>
-        </w:rPr>
-        <w:t>НайтиСтроки</w:t>
-      </w:r>
-      <w:proofErr w:type="spellEnd"/>
-      <w:r>
-        <w:rPr>
-          <w:lang w:val="ru-RU"/>
-        </w:rPr>
-        <w:t>(</w:t>
-      </w:r>
-      <w:proofErr w:type="spellStart"/>
-      <w:r>
-        <w:rPr>
-          <w:lang w:val="ru-RU"/>
-        </w:rPr>
-        <w:t>ПараметрыПоискаСтрок</w:t>
-      </w:r>
-      <w:proofErr w:type="spellEnd"/>
-      <w:r>
-        <w:rPr>
-          <w:lang w:val="ru-RU"/>
-        </w:rPr>
-        <w:t>);</w:t>
-      </w:r>
-      <w:r>
-        <w:rPr>
-          <w:lang w:val="ru-RU"/>
-        </w:rPr>
-        <w:tab/>
-        <w:t>14</w:t>
-      </w:r>
-      <w:r>
-        <w:t> </w:t>
-      </w:r>
-      <w:r>
-        <w:rPr>
-          <w:lang w:val="ru-RU"/>
-        </w:rPr>
-        <w:t>869</w:t>
-      </w:r>
-      <w:r>
-        <w:rPr>
-          <w:lang w:val="ru-RU"/>
-        </w:rPr>
-        <w:tab/>
-        <w:t>1</w:t>
-      </w:r>
-      <w:r>
-        <w:t> </w:t>
-      </w:r>
-      <w:r>
-        <w:rPr>
-          <w:lang w:val="ru-RU"/>
-        </w:rPr>
-        <w:t>333,209189</w:t>
-      </w:r>
-      <w:r>
-        <w:rPr>
-          <w:lang w:val="ru-RU"/>
-        </w:rPr>
-        <w:tab/>
-        <w:t>90,87</w:t>
-      </w:r>
-    </w:p>
-    <w:p>
-      <w:pPr>
-        <w:rPr>
-          <w:lang w:val="ru-RU"/>
-        </w:rPr>
-      </w:pPr>
-      <w:r>
-        <w:rPr>
-          <w:lang w:val="ru-RU"/>
-        </w:rPr>
-        <w:lastRenderedPageBreak/>
+      <w:proofErr w:type="spellStart"/>
+      <w:r>
+        <w:rPr>
+          <w:highlight w:val="lightGray"/>
+          <w:u w:val="single"/>
+          <w:lang w:val="ru-RU"/>
+        </w:rPr>
+        <w:t>ДанныеДоходности.НайтиСтроки</w:t>
+      </w:r>
+      <w:proofErr w:type="spellEnd"/>
+      <w:r>
+        <w:rPr>
+          <w:highlight w:val="lightGray"/>
+          <w:u w:val="single"/>
+          <w:lang w:val="ru-RU"/>
+        </w:rPr>
+        <w:t>(Отбор);</w:t>
+      </w:r>
+    </w:p>
+    <w:p>
+      <w:pPr>
+        <w:rPr>
+          <w:lang w:val="ru-RU"/>
+        </w:rPr>
+      </w:pPr>
+      <w:r>
+        <w:rPr>
+          <w:lang w:val="ru-RU"/>
+        </w:rPr>
+        <w:t>e1cib/tempstorage/4fdcfb47-a4f7-40da-92e4-fba3262d37f</w:t>
+      </w:r>
+      <w:proofErr w:type="gramStart"/>
+      <w:r>
+        <w:rPr>
+          <w:lang w:val="ru-RU"/>
+        </w:rPr>
+        <w:t>7?seanceId</w:t>
+      </w:r>
+      <w:proofErr w:type="gramEnd"/>
+      <w:r>
+        <w:rPr>
+          <w:lang w:val="ru-RU"/>
+        </w:rPr>
+        <w:t>=OTMyZTk4NjktMDMyNy00MTg0LWE5YmQtMzYzMjczMmUwM2Eyq0RqQdWC40KWoCHjsi2ZWQAAAAA</w:t>
+      </w:r>
+      <w:r>
+        <w:rPr>
+          <w:lang w:val="ru-RU"/>
+        </w:rPr>
+        <w:tab/>
+        <w:t>801</w:t>
+      </w:r>
+      <w:r>
+        <w:rPr>
+          <w:lang w:val="ru-RU"/>
+        </w:rPr>
+        <w:tab/>
+      </w:r>
+      <w:r>
+        <w:rPr>
+          <w:lang w:val="ru-RU"/>
+        </w:rPr>
+        <w:tab/>
+        <w:t>25 729</w:t>
+      </w:r>
+      <w:r>
+        <w:rPr>
+          <w:lang w:val="ru-RU"/>
+        </w:rPr>
+        <w:tab/>
+        <w:t>2 355,477462</w:t>
+      </w:r>
+      <w:r>
+        <w:rPr>
+          <w:lang w:val="ru-RU"/>
+        </w:rPr>
+        <w:tab/>
+        <w:t>38,63</w:t>
+      </w:r>
+    </w:p>
+    <w:p>
+      <w:pPr>
+        <w:rPr>
+          <w:lang w:val="ru-RU"/>
+        </w:rPr>
+      </w:pPr>
+    </w:p>
+    <w:p>
+      <w:pPr>
+        <w:rPr>
+          <w:highlight w:val="lightGray"/>
+          <w:u w:val="single"/>
+          <w:lang w:val="ru-RU"/>
+        </w:rPr>
+      </w:pPr>
+      <w:r>
+        <w:rPr>
+          <w:highlight w:val="lightGray"/>
+          <w:u w:val="single"/>
+          <w:lang w:val="ru-RU"/>
+        </w:rPr>
+        <w:t xml:space="preserve">Строки = </w:t>
+      </w:r>
+      <w:proofErr w:type="spellStart"/>
+      <w:r>
+        <w:rPr>
+          <w:highlight w:val="lightGray"/>
+          <w:u w:val="single"/>
+          <w:lang w:val="ru-RU"/>
+        </w:rPr>
+        <w:t>СведенияПоДоговорам.НайтиСтроки</w:t>
+      </w:r>
+      <w:proofErr w:type="spellEnd"/>
+      <w:r>
+        <w:rPr>
+          <w:highlight w:val="lightGray"/>
+          <w:u w:val="single"/>
+          <w:lang w:val="ru-RU"/>
+        </w:rPr>
+        <w:t xml:space="preserve">(Отбор);   </w:t>
+      </w:r>
+    </w:p>
+    <w:p>
+      <w:pPr>
+        <w:rPr>
+          <w:u w:val="single"/>
+          <w:lang w:val="ru-RU"/>
+        </w:rPr>
+      </w:pPr>
+      <w:proofErr w:type="spellStart"/>
+      <w:r>
+        <w:rPr>
+          <w:highlight w:val="lightGray"/>
+          <w:u w:val="single"/>
+          <w:lang w:val="ru-RU"/>
+        </w:rPr>
+        <w:t>СтрокиУжеЗагружены</w:t>
+      </w:r>
+      <w:proofErr w:type="spellEnd"/>
+      <w:r>
+        <w:rPr>
+          <w:highlight w:val="lightGray"/>
+          <w:u w:val="single"/>
+          <w:lang w:val="ru-RU"/>
+        </w:rPr>
+        <w:t xml:space="preserve"> = </w:t>
+      </w:r>
+      <w:proofErr w:type="spellStart"/>
+      <w:r>
+        <w:rPr>
+          <w:highlight w:val="lightGray"/>
+          <w:u w:val="single"/>
+          <w:lang w:val="ru-RU"/>
+        </w:rPr>
+        <w:t>СведенияПоДоговорамЗагруженные.НайтиСтроки</w:t>
+      </w:r>
+      <w:proofErr w:type="spellEnd"/>
+      <w:r>
+        <w:rPr>
+          <w:highlight w:val="lightGray"/>
+          <w:u w:val="single"/>
+          <w:lang w:val="ru-RU"/>
+        </w:rPr>
+        <w:t>(Отбор</w:t>
+      </w:r>
+      <w:proofErr w:type="gramStart"/>
+      <w:r>
+        <w:rPr>
+          <w:highlight w:val="lightGray"/>
+          <w:u w:val="single"/>
+          <w:lang w:val="ru-RU"/>
+        </w:rPr>
+        <w:t>).Количество</w:t>
+      </w:r>
+      <w:proofErr w:type="gramEnd"/>
+      <w:r>
+        <w:rPr>
+          <w:highlight w:val="lightGray"/>
+          <w:u w:val="single"/>
+          <w:lang w:val="ru-RU"/>
+        </w:rPr>
+        <w:t>();</w:t>
+      </w:r>
+    </w:p>
+    <w:p>
+      <w:pPr>
+        <w:rPr>
+          <w:lang w:val="ru-RU"/>
+        </w:rPr>
+      </w:pPr>
+      <w:r>
+        <w:rPr>
+          <w:lang w:val="ru-RU"/>
+        </w:rPr>
+        <w:t>e1cib/tempstorage/4fdcfb47-a4f7-40da-92e4-fba3262d37f</w:t>
+      </w:r>
+      <w:proofErr w:type="gramStart"/>
+      <w:r>
+        <w:rPr>
+          <w:lang w:val="ru-RU"/>
+        </w:rPr>
+        <w:t>7?seanceId</w:t>
+      </w:r>
+      <w:proofErr w:type="gramEnd"/>
+      <w:r>
+        <w:rPr>
+          <w:lang w:val="ru-RU"/>
+        </w:rPr>
+        <w:t>=OTMyZTk4NjktMDMyNy00MTg0LWE5YmQtMzYzMjczMmUwM2Eyq0RqQdWC40KWoCHjsi2ZWQAAAAA</w:t>
+      </w:r>
+      <w:r>
+        <w:rPr>
+          <w:lang w:val="ru-RU"/>
+        </w:rPr>
+        <w:tab/>
+        <w:t>2 470</w:t>
+      </w:r>
+      <w:r>
+        <w:rPr>
+          <w:lang w:val="ru-RU"/>
+        </w:rPr>
+        <w:tab/>
+      </w:r>
+      <w:r>
+        <w:rPr>
+          <w:lang w:val="ru-RU"/>
+        </w:rPr>
+        <w:tab/>
+        <w:t>22 466</w:t>
+      </w:r>
+      <w:r>
+        <w:rPr>
+          <w:lang w:val="ru-RU"/>
+        </w:rPr>
+        <w:tab/>
+        <w:t>335,887657</w:t>
+      </w:r>
+      <w:r>
+        <w:rPr>
+          <w:lang w:val="ru-RU"/>
+        </w:rPr>
+        <w:tab/>
+        <w:t>5,51</w:t>
+      </w:r>
+    </w:p>
+    <w:p>
+      <w:pPr>
+        <w:rPr>
+          <w:lang w:val="ru-RU"/>
+        </w:rPr>
+      </w:pPr>
+      <w:r>
+        <w:rPr>
+          <w:lang w:val="ru-RU"/>
+        </w:rPr>
+        <w:t>e1cib/tempstorage/4fdcfb47-a4f7-40da-92e4-fba3262d37f</w:t>
+      </w:r>
+      <w:proofErr w:type="gramStart"/>
+      <w:r>
+        <w:rPr>
+          <w:lang w:val="ru-RU"/>
+        </w:rPr>
+        <w:t>7?seanceId</w:t>
+      </w:r>
+      <w:proofErr w:type="gramEnd"/>
+      <w:r>
+        <w:rPr>
+          <w:lang w:val="ru-RU"/>
+        </w:rPr>
+        <w:t>=OTMyZTk4NjktMDMyNy00MTg0LWE5YmQtMzYzMjczMmUwM2Eyq0RqQdWC40KWoCHjsi2ZWQAAAAA</w:t>
+      </w:r>
+      <w:r>
+        <w:rPr>
+          <w:lang w:val="ru-RU"/>
+        </w:rPr>
+        <w:tab/>
+        <w:t>2 471</w:t>
+      </w:r>
+      <w:r>
+        <w:rPr>
+          <w:lang w:val="ru-RU"/>
+        </w:rPr>
+        <w:tab/>
+      </w:r>
+      <w:r>
+        <w:rPr>
+          <w:lang w:val="ru-RU"/>
+        </w:rPr>
+        <w:tab/>
+        <w:t>22 466</w:t>
+      </w:r>
+      <w:r>
+        <w:rPr>
+          <w:lang w:val="ru-RU"/>
+        </w:rPr>
+        <w:tab/>
+        <w:t>155,444720</w:t>
+      </w:r>
+      <w:r>
+        <w:rPr>
+          <w:lang w:val="ru-RU"/>
+        </w:rPr>
+        <w:tab/>
+        <w:t>2,55</w:t>
+      </w:r>
+    </w:p>
+    <w:p>
+      <w:pPr>
+        <w:rPr>
+          <w:lang w:val="ru-RU"/>
+        </w:rPr>
+      </w:pPr>
+    </w:p>
+    <w:p>
+      <w:pPr>
+        <w:rPr>
+          <w:lang w:val="ru-RU"/>
+        </w:rPr>
+      </w:pPr>
+    </w:p>
+    <w:p>
+      <w:pPr>
+        <w:rPr>
+          <w:lang w:val="ru-RU"/>
+        </w:rPr>
+      </w:pPr>
+      <w:r>
+        <w:rPr>
+          <w:highlight w:val="yellow"/>
+          <w:lang w:val="ru-RU"/>
+        </w:rPr>
+        <w:t>В МО слабое место:</w:t>
+      </w:r>
+    </w:p>
+    <w:p>
+      <w:r>
+        <w:rPr>
+          <w:noProof/>
+          <w:lang w:val="ru-RU" w:eastAsia="ru-RU"/>
+        </w:rPr>
         <w:drawing>
-          <wp:inline distT="0" distB="0" distL="0" distR="0" wp14:anchorId="1DD102DC" wp14:editId="3F3CEDB5">
-            <wp:extent cx="6152515" cy="3506470"/>
-            <wp:effectExtent l="0" t="0" r="635" b="0"/>
-            <wp:docPr id="5" name="Picture 5"/>
+          <wp:inline distT="0" distB="0" distL="0" distR="0" wp14:anchorId="32A778ED" wp14:editId="34F16CD9">
+            <wp:extent cx="6152515" cy="2413000"/>
+            <wp:effectExtent l="0" t="0" r="635" b="6350"/>
+            <wp:docPr id="4" name="Picture 4"/>
             <wp:cNvGraphicFramePr>
               <a:graphicFrameLocks xmlns:a="http://schemas.openxmlformats.org/drawingml/2006/main" noChangeAspect="1"/>
             </wp:cNvGraphicFramePr>
@@ -656,7 +1432,7 @@
                   <pic:spPr>
                     <a:xfrm>
                       <a:off x="0" y="0"/>
-                      <a:ext cx="6152515" cy="3506470"/>
+                      <a:ext cx="6152515" cy="2413000"/>
                     </a:xfrm>
                     <a:prstGeom prst="rect">
                       <a:avLst/>
@@ -669,21 +1445,270 @@
         </w:drawing>
       </w:r>
     </w:p>
-    <w:p>
-      <w:pPr>
-        <w:rPr>
-          <w:lang w:val="ru-RU"/>
-        </w:rPr>
-      </w:pPr>
-      <w:r>
-        <w:rPr>
-          <w:lang w:val="ru-RU"/>
+    <w:p/>
+    <w:p>
+      <w:r>
+        <w:rPr>
+          <w:lang w:val="ru-RU"/>
+        </w:rPr>
+        <w:t>Отчет</w:t>
+      </w:r>
+      <w:r>
+        <w:t>.VTBAM_MWR_TWR.</w:t>
+      </w:r>
+      <w:proofErr w:type="spellStart"/>
+      <w:r>
+        <w:rPr>
+          <w:lang w:val="ru-RU"/>
+        </w:rPr>
+        <w:t>МодульОбъекта</w:t>
+      </w:r>
+      <w:proofErr w:type="spellEnd"/>
+      <w:r>
+        <w:tab/>
+        <w:t>1 940</w:t>
+      </w:r>
+      <w:r>
+        <w:tab/>
+      </w:r>
+      <w:r>
+        <w:rPr>
+          <w:lang w:val="ru-RU"/>
+        </w:rPr>
+        <w:t>Данные</w:t>
+      </w:r>
+      <w:r>
+        <w:t xml:space="preserve">TWR       = </w:t>
+      </w:r>
+      <w:r>
+        <w:rPr>
+          <w:lang w:val="ru-RU"/>
+        </w:rPr>
+        <w:t>Расчет</w:t>
+      </w:r>
+      <w:r>
+        <w:t>TWR(</w:t>
+      </w:r>
+      <w:proofErr w:type="gramStart"/>
+      <w:r>
+        <w:t>MV,</w:t>
+      </w:r>
+      <w:proofErr w:type="spellStart"/>
+      <w:r>
+        <w:rPr>
+          <w:lang w:val="ru-RU"/>
+        </w:rPr>
+        <w:t>ВводыВыводы</w:t>
+      </w:r>
+      <w:proofErr w:type="spellEnd"/>
+      <w:proofErr w:type="gramEnd"/>
+      <w:r>
+        <w:t>);</w:t>
+      </w:r>
+      <w:r>
+        <w:tab/>
+        <w:t>1</w:t>
+      </w:r>
+      <w:r>
+        <w:tab/>
+        <w:t>1 353,236184</w:t>
+      </w:r>
+      <w:r>
+        <w:tab/>
+        <w:t>92,23</w:t>
+      </w:r>
+    </w:p>
+    <w:p>
+      <w:pPr>
+        <w:rPr>
+          <w:color w:val="FF0000"/>
+          <w:lang w:val="ru-RU"/>
+        </w:rPr>
+      </w:pPr>
+      <w:r>
+        <w:rPr>
+          <w:color w:val="FF0000"/>
+          <w:lang w:val="ru-RU"/>
+        </w:rPr>
+        <w:t>Детально:</w:t>
+      </w:r>
+    </w:p>
+    <w:p>
+      <w:pPr>
+        <w:rPr>
+          <w:lang w:val="ru-RU"/>
+        </w:rPr>
+      </w:pPr>
+      <w:r>
+        <w:rPr>
+          <w:lang w:val="ru-RU"/>
+        </w:rPr>
+        <w:t>Отчет.</w:t>
+      </w:r>
+      <w:r>
+        <w:t>VTBAM</w:t>
+      </w:r>
+      <w:r>
+        <w:rPr>
+          <w:lang w:val="ru-RU"/>
+        </w:rPr>
+        <w:t>_</w:t>
+      </w:r>
+      <w:r>
+        <w:t>MWR</w:t>
+      </w:r>
+      <w:r>
+        <w:rPr>
+          <w:lang w:val="ru-RU"/>
+        </w:rPr>
+        <w:t>_</w:t>
+      </w:r>
+      <w:r>
+        <w:t>TWR</w:t>
+      </w:r>
+      <w:r>
+        <w:rPr>
+          <w:lang w:val="ru-RU"/>
+        </w:rPr>
+        <w:t>.</w:t>
+      </w:r>
+      <w:proofErr w:type="spellStart"/>
+      <w:r>
+        <w:rPr>
+          <w:lang w:val="ru-RU"/>
+        </w:rPr>
+        <w:t>МодульОбъекта</w:t>
+      </w:r>
+      <w:proofErr w:type="spellEnd"/>
+      <w:r>
+        <w:rPr>
+          <w:lang w:val="ru-RU"/>
+        </w:rPr>
+        <w:tab/>
+        <w:t>2</w:t>
+      </w:r>
+      <w:r>
+        <w:t> </w:t>
+      </w:r>
+      <w:r>
+        <w:rPr>
+          <w:lang w:val="ru-RU"/>
+        </w:rPr>
+        <w:t>275</w:t>
+      </w:r>
+      <w:r>
+        <w:rPr>
+          <w:lang w:val="ru-RU"/>
+        </w:rPr>
+        <w:tab/>
+      </w:r>
+      <w:proofErr w:type="spellStart"/>
+      <w:r>
+        <w:rPr>
+          <w:lang w:val="ru-RU"/>
+        </w:rPr>
+        <w:t>СтрокиРазделителя</w:t>
+      </w:r>
+      <w:proofErr w:type="spellEnd"/>
+      <w:r>
+        <w:rPr>
+          <w:lang w:val="ru-RU"/>
+        </w:rPr>
+        <w:t xml:space="preserve"> = </w:t>
+      </w:r>
+      <w:r>
+        <w:t>MV</w:t>
+      </w:r>
+      <w:r>
+        <w:rPr>
+          <w:lang w:val="ru-RU"/>
+        </w:rPr>
+        <w:t>.</w:t>
+      </w:r>
+      <w:proofErr w:type="spellStart"/>
+      <w:r>
+        <w:rPr>
+          <w:lang w:val="ru-RU"/>
+        </w:rPr>
+        <w:t>НайтиСтроки</w:t>
+      </w:r>
+      <w:proofErr w:type="spellEnd"/>
+      <w:r>
+        <w:rPr>
+          <w:lang w:val="ru-RU"/>
+        </w:rPr>
+        <w:t>(</w:t>
+      </w:r>
+      <w:proofErr w:type="spellStart"/>
+      <w:r>
+        <w:rPr>
+          <w:lang w:val="ru-RU"/>
+        </w:rPr>
+        <w:t>ПараметрыПоискаСтрок</w:t>
+      </w:r>
+      <w:proofErr w:type="spellEnd"/>
+      <w:r>
+        <w:rPr>
+          <w:lang w:val="ru-RU"/>
+        </w:rPr>
+        <w:t>);</w:t>
+      </w:r>
+      <w:r>
+        <w:rPr>
+          <w:lang w:val="ru-RU"/>
+        </w:rPr>
+        <w:tab/>
+        <w:t>14</w:t>
+      </w:r>
+      <w:r>
+        <w:t> </w:t>
+      </w:r>
+      <w:r>
+        <w:rPr>
+          <w:lang w:val="ru-RU"/>
+        </w:rPr>
+        <w:t>869</w:t>
+      </w:r>
+      <w:r>
+        <w:rPr>
+          <w:lang w:val="ru-RU"/>
+        </w:rPr>
+        <w:tab/>
+        <w:t>1</w:t>
+      </w:r>
+      <w:r>
+        <w:t> </w:t>
+      </w:r>
+      <w:r>
+        <w:rPr>
+          <w:lang w:val="ru-RU"/>
+        </w:rPr>
+        <w:t>333,209189</w:t>
+      </w:r>
+      <w:r>
+        <w:rPr>
+          <w:lang w:val="ru-RU"/>
+        </w:rPr>
+        <w:tab/>
+        <w:t>90,87</w:t>
+      </w:r>
+    </w:p>
+    <w:p>
+      <w:pPr>
+        <w:rPr>
+          <w:lang w:val="ru-RU"/>
+        </w:rPr>
+      </w:pPr>
+      <w:r>
+        <w:rPr>
+          <w:noProof/>
+          <w:lang w:val="ru-RU" w:eastAsia="ru-RU"/>
         </w:rPr>
         <w:drawing>
-          <wp:inline distT="0" distB="0" distL="0" distR="0" wp14:anchorId="2757A730" wp14:editId="66C59B43">
-            <wp:extent cx="6152515" cy="3510915"/>
+          <wp:inline distT="0" distB="0" distL="0" distR="0" wp14:anchorId="1DD102DC" wp14:editId="3F3CEDB5">
+            <wp:extent cx="6152515" cy="3506470"/>
             <wp:effectExtent l="0" t="0" r="635" b="0"/>
-            <wp:docPr id="6" name="Picture 6"/>
+            <wp:docPr id="5" name="Picture 5"/>
             <wp:cNvGraphicFramePr>
               <a:graphicFrameLocks xmlns:a="http://schemas.openxmlformats.org/drawingml/2006/main" noChangeAspect="1"/>
             </wp:cNvGraphicFramePr>
@@ -703,6 +1728,55 @@
                   <pic:spPr>
                     <a:xfrm>
                       <a:off x="0" y="0"/>
+                      <a:ext cx="6152515" cy="3506470"/>
+                    </a:xfrm>
+                    <a:prstGeom prst="rect">
+                      <a:avLst/>
+                    </a:prstGeom>
+                  </pic:spPr>
+                </pic:pic>
+              </a:graphicData>
+            </a:graphic>
+          </wp:inline>
+        </w:drawing>
+      </w:r>
+    </w:p>
+    <w:p>
+      <w:pPr>
+        <w:rPr>
+          <w:lang w:val="ru-RU"/>
+        </w:rPr>
+      </w:pPr>
+      <w:r>
+        <w:rPr>
+          <w:noProof/>
+          <w:lang w:val="ru-RU" w:eastAsia="ru-RU"/>
+        </w:rPr>
+        <w:lastRenderedPageBreak/>
+        <w:drawing>
+          <wp:inline distT="0" distB="0" distL="0" distR="0" wp14:anchorId="2757A730" wp14:editId="66C59B43">
+            <wp:extent cx="6152515" cy="3510915"/>
+            <wp:effectExtent l="0" t="0" r="635" b="0"/>
+            <wp:docPr id="6" name="Picture 6"/>
+            <wp:cNvGraphicFramePr>
+              <a:graphicFrameLocks xmlns:a="http://schemas.openxmlformats.org/drawingml/2006/main" noChangeAspect="1"/>
+            </wp:cNvGraphicFramePr>
+            <a:graphic xmlns:a="http://schemas.openxmlformats.org/drawingml/2006/main">
+              <a:graphicData uri="http://schemas.openxmlformats.org/drawingml/2006/picture">
+                <pic:pic xmlns:pic="http://schemas.openxmlformats.org/drawingml/2006/picture">
+                  <pic:nvPicPr>
+                    <pic:cNvPr id="1" name=""/>
+                    <pic:cNvPicPr/>
+                  </pic:nvPicPr>
+                  <pic:blipFill>
+                    <a:blip r:embed="rId10"/>
+                    <a:stretch>
+                      <a:fillRect/>
+                    </a:stretch>
+                  </pic:blipFill>
+                  <pic:spPr>
+                    <a:xfrm>
+                      <a:off x="0" y="0"/>
                       <a:ext cx="6152515" cy="3510915"/>
                     </a:xfrm>
                     <a:prstGeom prst="rect">
@@ -715,8 +1789,6 @@
           </wp:inline>
         </w:drawing>
       </w:r>
-      <w:bookmarkStart w:id="0" w:name="_GoBack"/>
-      <w:bookmarkEnd w:id="0"/>
     </w:p>
     <w:sectPr>
       <w:pgSz w:w="12240" w:h="15840"/>

--- a/bases/Wim_Du/projects/IMDEV-9005 Форма 431/Замеры 431 форма Т-1 в журнал регистрации.docx
+++ b/bases/Wim_Du/projects/IMDEV-9005 Форма 431/Замеры 431 форма Т-1 в журнал регистрации.docx
@@ -261,7 +261,8 @@
       </w:pPr>
       <w:r>
         <w:rPr>
-          <w:lang w:val="ru-RU"/>
+          <w:noProof/>
+          <w:lang w:val="ru-RU" w:eastAsia="ru-RU"/>
         </w:rPr>
         <w:drawing>
           <wp:inline distT="0" distB="0" distL="0" distR="0" wp14:anchorId="3594AB10" wp14:editId="240C8F47">
@@ -321,7 +322,8 @@
       </w:pPr>
       <w:r>
         <w:rPr>
-          <w:lang w:val="ru-RU"/>
+          <w:noProof/>
+          <w:lang w:val="ru-RU" w:eastAsia="ru-RU"/>
         </w:rPr>
         <w:drawing>
           <wp:inline distT="0" distB="0" distL="0" distR="0" wp14:anchorId="4A023842" wp14:editId="05646E3C">
@@ -687,8 +689,6 @@
           <w:lang w:val="ru-RU"/>
         </w:rPr>
       </w:pPr>
-      <w:bookmarkStart w:id="0" w:name="_GoBack"/>
-      <w:bookmarkEnd w:id="0"/>
       <w:r>
         <w:rPr>
           <w:lang w:val="ru-RU"/>
@@ -704,7 +704,8 @@
       </w:pPr>
       <w:r>
         <w:rPr>
-          <w:lang w:val="ru-RU"/>
+          <w:noProof/>
+          <w:lang w:val="ru-RU" w:eastAsia="ru-RU"/>
         </w:rPr>
         <w:drawing>
           <wp:inline distT="0" distB="0" distL="0" distR="0" wp14:anchorId="4BD9BEF8" wp14:editId="222E2C63">
@@ -1789,6 +1790,830 @@
           </wp:inline>
         </w:drawing>
       </w:r>
+    </w:p>
+    <w:p>
+      <w:pPr>
+        <w:rPr>
+          <w:lang w:val="ru-RU"/>
+        </w:rPr>
+      </w:pPr>
+    </w:p>
+    <w:p>
+      <w:pPr>
+        <w:rPr>
+          <w:lang w:val="ru-RU"/>
+        </w:rPr>
+      </w:pPr>
+    </w:p>
+    <w:p>
+      <w:pPr>
+        <w:rPr>
+          <w:lang w:val="ru-RU"/>
+        </w:rPr>
+      </w:pPr>
+    </w:p>
+    <w:p>
+      <w:pPr>
+        <w:rPr>
+          <w:lang w:val="ru-RU"/>
+        </w:rPr>
+      </w:pPr>
+    </w:p>
+    <w:p>
+      <w:pPr>
+        <w:rPr>
+          <w:lang w:val="ru-RU"/>
+        </w:rPr>
+      </w:pPr>
+    </w:p>
+    <w:p>
+      <w:pPr>
+        <w:rPr>
+          <w:lang w:val="ru-RU"/>
+        </w:rPr>
+      </w:pPr>
+    </w:p>
+    <w:p>
+      <w:pPr>
+        <w:rPr>
+          <w:lang w:val="ru-RU"/>
+        </w:rPr>
+      </w:pPr>
+    </w:p>
+    <w:p>
+      <w:pPr>
+        <w:rPr>
+          <w:lang w:val="ru-RU"/>
+        </w:rPr>
+      </w:pPr>
+    </w:p>
+    <w:p>
+      <w:pPr>
+        <w:rPr>
+          <w:lang w:val="ru-RU"/>
+        </w:rPr>
+      </w:pPr>
+    </w:p>
+    <w:p>
+      <w:pPr>
+        <w:rPr>
+          <w:lang w:val="ru-RU"/>
+        </w:rPr>
+      </w:pPr>
+    </w:p>
+    <w:p>
+      <w:pPr>
+        <w:rPr>
+          <w:lang w:val="ru-RU"/>
+        </w:rPr>
+      </w:pPr>
+    </w:p>
+    <w:p>
+      <w:pPr>
+        <w:rPr>
+          <w:lang w:val="ru-RU"/>
+        </w:rPr>
+      </w:pPr>
+    </w:p>
+    <w:p>
+      <w:pPr>
+        <w:rPr>
+          <w:lang w:val="ru-RU"/>
+        </w:rPr>
+      </w:pPr>
+    </w:p>
+    <w:p>
+      <w:pPr>
+        <w:rPr>
+          <w:lang w:val="ru-RU"/>
+        </w:rPr>
+      </w:pPr>
+    </w:p>
+    <w:p>
+      <w:pPr>
+        <w:rPr>
+          <w:lang w:val="ru-RU"/>
+        </w:rPr>
+      </w:pPr>
+    </w:p>
+    <w:p>
+      <w:pPr>
+        <w:rPr>
+          <w:lang w:val="ru-RU"/>
+        </w:rPr>
+      </w:pPr>
+    </w:p>
+    <w:p>
+      <w:pPr>
+        <w:rPr>
+          <w:lang w:val="ru-RU"/>
+        </w:rPr>
+      </w:pPr>
+    </w:p>
+    <w:p>
+      <w:pPr>
+        <w:rPr>
+          <w:lang w:val="ru-RU"/>
+        </w:rPr>
+      </w:pPr>
+      <w:r>
+        <w:rPr>
+          <w:highlight w:val="yellow"/>
+          <w:lang w:val="ru-RU"/>
+        </w:rPr>
+        <w:lastRenderedPageBreak/>
+        <w:t xml:space="preserve">Проверим в тестовой базе МО </w:t>
+      </w:r>
+      <w:proofErr w:type="spellStart"/>
+      <w:r>
+        <w:rPr>
+          <w:highlight w:val="yellow"/>
+          <w:lang w:val="ru-RU"/>
+        </w:rPr>
+        <w:t>ретайл</w:t>
+      </w:r>
+      <w:proofErr w:type="spellEnd"/>
+      <w:r>
+        <w:rPr>
+          <w:highlight w:val="yellow"/>
+          <w:lang w:val="ru-RU"/>
+        </w:rPr>
+        <w:t xml:space="preserve"> расчеты</w:t>
+      </w:r>
+      <w:r>
+        <w:rPr>
+          <w:lang w:val="ru-RU"/>
+        </w:rPr>
+        <w:t xml:space="preserve"> </w:t>
+      </w:r>
+    </w:p>
+    <w:p>
+      <w:pPr>
+        <w:rPr>
+          <w:lang w:val="ru-RU"/>
+        </w:rPr>
+      </w:pPr>
+      <w:r>
+        <w:rPr>
+          <w:lang w:val="ru-RU"/>
+        </w:rPr>
+        <w:t>Было:</w:t>
+      </w:r>
+    </w:p>
+    <w:p>
+      <w:pPr>
+        <w:rPr>
+          <w:lang w:val="ru-RU"/>
+        </w:rPr>
+      </w:pPr>
+      <w:r>
+        <w:rPr>
+          <w:noProof/>
+          <w:lang w:val="ru-RU" w:eastAsia="ru-RU"/>
+        </w:rPr>
+        <w:drawing>
+          <wp:inline distT="0" distB="0" distL="0" distR="0" wp14:anchorId="33FBB6BA" wp14:editId="37222EDD">
+            <wp:extent cx="6152515" cy="1464774"/>
+            <wp:effectExtent l="0" t="0" r="635" b="2540"/>
+            <wp:docPr id="2" name="Picture 2"/>
+            <wp:cNvGraphicFramePr>
+              <a:graphicFrameLocks xmlns:a="http://schemas.openxmlformats.org/drawingml/2006/main" noChangeAspect="1"/>
+            </wp:cNvGraphicFramePr>
+            <a:graphic xmlns:a="http://schemas.openxmlformats.org/drawingml/2006/main">
+              <a:graphicData uri="http://schemas.openxmlformats.org/drawingml/2006/picture">
+                <pic:pic xmlns:pic="http://schemas.openxmlformats.org/drawingml/2006/picture">
+                  <pic:nvPicPr>
+                    <pic:cNvPr id="1" name=""/>
+                    <pic:cNvPicPr/>
+                  </pic:nvPicPr>
+                  <pic:blipFill>
+                    <a:blip r:embed="rId11"/>
+                    <a:stretch>
+                      <a:fillRect/>
+                    </a:stretch>
+                  </pic:blipFill>
+                  <pic:spPr>
+                    <a:xfrm>
+                      <a:off x="0" y="0"/>
+                      <a:ext cx="6162040" cy="1467042"/>
+                    </a:xfrm>
+                    <a:prstGeom prst="rect">
+                      <a:avLst/>
+                    </a:prstGeom>
+                  </pic:spPr>
+                </pic:pic>
+              </a:graphicData>
+            </a:graphic>
+          </wp:inline>
+        </w:drawing>
+      </w:r>
+    </w:p>
+    <w:p>
+      <w:pPr>
+        <w:rPr>
+          <w:lang w:val="ru-RU"/>
+        </w:rPr>
+      </w:pPr>
+      <w:r>
+        <w:rPr>
+          <w:noProof/>
+          <w:lang w:val="ru-RU" w:eastAsia="ru-RU"/>
+        </w:rPr>
+        <w:drawing>
+          <wp:inline distT="0" distB="0" distL="0" distR="0" wp14:anchorId="6AA7379A" wp14:editId="570D2B1F">
+            <wp:extent cx="6152515" cy="769620"/>
+            <wp:effectExtent l="0" t="0" r="635" b="0"/>
+            <wp:docPr id="3" name="Picture 3"/>
+            <wp:cNvGraphicFramePr>
+              <a:graphicFrameLocks xmlns:a="http://schemas.openxmlformats.org/drawingml/2006/main" noChangeAspect="1"/>
+            </wp:cNvGraphicFramePr>
+            <a:graphic xmlns:a="http://schemas.openxmlformats.org/drawingml/2006/main">
+              <a:graphicData uri="http://schemas.openxmlformats.org/drawingml/2006/picture">
+                <pic:pic xmlns:pic="http://schemas.openxmlformats.org/drawingml/2006/picture">
+                  <pic:nvPicPr>
+                    <pic:cNvPr id="1" name=""/>
+                    <pic:cNvPicPr/>
+                  </pic:nvPicPr>
+                  <pic:blipFill>
+                    <a:blip r:embed="rId12"/>
+                    <a:stretch>
+                      <a:fillRect/>
+                    </a:stretch>
+                  </pic:blipFill>
+                  <pic:spPr>
+                    <a:xfrm>
+                      <a:off x="0" y="0"/>
+                      <a:ext cx="6152515" cy="769620"/>
+                    </a:xfrm>
+                    <a:prstGeom prst="rect">
+                      <a:avLst/>
+                    </a:prstGeom>
+                  </pic:spPr>
+                </pic:pic>
+              </a:graphicData>
+            </a:graphic>
+          </wp:inline>
+        </w:drawing>
+      </w:r>
+    </w:p>
+    <w:p>
+      <w:pPr>
+        <w:rPr>
+          <w:lang w:val="ru-RU"/>
+        </w:rPr>
+      </w:pPr>
+      <w:r>
+        <w:rPr>
+          <w:lang w:val="ru-RU"/>
+        </w:rPr>
+        <w:t>Стало:</w:t>
+      </w:r>
+    </w:p>
+    <w:p>
+      <w:pPr>
+        <w:rPr>
+          <w:lang w:val="ru-RU"/>
+        </w:rPr>
+      </w:pPr>
+      <w:r>
+        <w:rPr>
+          <w:noProof/>
+          <w:lang w:val="ru-RU" w:eastAsia="ru-RU"/>
+        </w:rPr>
+        <w:drawing>
+          <wp:inline distT="0" distB="0" distL="0" distR="0" wp14:anchorId="17F5741E" wp14:editId="0D3829E0">
+            <wp:extent cx="6152515" cy="1629452"/>
+            <wp:effectExtent l="0" t="0" r="635" b="8890"/>
+            <wp:docPr id="10" name="Picture 10"/>
+            <wp:cNvGraphicFramePr>
+              <a:graphicFrameLocks xmlns:a="http://schemas.openxmlformats.org/drawingml/2006/main" noChangeAspect="1"/>
+            </wp:cNvGraphicFramePr>
+            <a:graphic xmlns:a="http://schemas.openxmlformats.org/drawingml/2006/main">
+              <a:graphicData uri="http://schemas.openxmlformats.org/drawingml/2006/picture">
+                <pic:pic xmlns:pic="http://schemas.openxmlformats.org/drawingml/2006/picture">
+                  <pic:nvPicPr>
+                    <pic:cNvPr id="1" name=""/>
+                    <pic:cNvPicPr/>
+                  </pic:nvPicPr>
+                  <pic:blipFill>
+                    <a:blip r:embed="rId13"/>
+                    <a:stretch>
+                      <a:fillRect/>
+                    </a:stretch>
+                  </pic:blipFill>
+                  <pic:spPr>
+                    <a:xfrm>
+                      <a:off x="0" y="0"/>
+                      <a:ext cx="6157477" cy="1630766"/>
+                    </a:xfrm>
+                    <a:prstGeom prst="rect">
+                      <a:avLst/>
+                    </a:prstGeom>
+                  </pic:spPr>
+                </pic:pic>
+              </a:graphicData>
+            </a:graphic>
+          </wp:inline>
+        </w:drawing>
+      </w:r>
+      <w:r>
+        <w:rPr>
+          <w:noProof/>
+          <w:lang w:val="ru-RU" w:eastAsia="ru-RU"/>
+        </w:rPr>
+        <w:drawing>
+          <wp:inline distT="0" distB="0" distL="0" distR="0" wp14:anchorId="417BD8D2" wp14:editId="7381BCC0">
+            <wp:extent cx="6152515" cy="663575"/>
+            <wp:effectExtent l="0" t="0" r="635" b="3175"/>
+            <wp:docPr id="11" name="Picture 11"/>
+            <wp:cNvGraphicFramePr>
+              <a:graphicFrameLocks xmlns:a="http://schemas.openxmlformats.org/drawingml/2006/main" noChangeAspect="1"/>
+            </wp:cNvGraphicFramePr>
+            <a:graphic xmlns:a="http://schemas.openxmlformats.org/drawingml/2006/main">
+              <a:graphicData uri="http://schemas.openxmlformats.org/drawingml/2006/picture">
+                <pic:pic xmlns:pic="http://schemas.openxmlformats.org/drawingml/2006/picture">
+                  <pic:nvPicPr>
+                    <pic:cNvPr id="1" name=""/>
+                    <pic:cNvPicPr/>
+                  </pic:nvPicPr>
+                  <pic:blipFill>
+                    <a:blip r:embed="rId14"/>
+                    <a:stretch>
+                      <a:fillRect/>
+                    </a:stretch>
+                  </pic:blipFill>
+                  <pic:spPr>
+                    <a:xfrm>
+                      <a:off x="0" y="0"/>
+                      <a:ext cx="6152515" cy="663575"/>
+                    </a:xfrm>
+                    <a:prstGeom prst="rect">
+                      <a:avLst/>
+                    </a:prstGeom>
+                  </pic:spPr>
+                </pic:pic>
+              </a:graphicData>
+            </a:graphic>
+          </wp:inline>
+        </w:drawing>
+      </w:r>
+    </w:p>
+    <w:p>
+      <w:pPr>
+        <w:rPr>
+          <w:lang w:val="ru-RU"/>
+        </w:rPr>
+      </w:pPr>
+      <w:r>
+        <w:rPr>
+          <w:lang w:val="ru-RU"/>
+        </w:rPr>
+        <w:t>Стало-2</w:t>
+      </w:r>
+    </w:p>
+    <w:p>
+      <w:pPr>
+        <w:rPr>
+          <w:lang w:val="ru-RU"/>
+        </w:rPr>
+      </w:pPr>
+      <w:r>
+        <w:rPr>
+          <w:noProof/>
+          <w:lang w:val="ru-RU" w:eastAsia="ru-RU"/>
+        </w:rPr>
+        <w:drawing>
+          <wp:inline distT="0" distB="0" distL="0" distR="0" wp14:anchorId="1AFC9FFA" wp14:editId="43181976">
+            <wp:extent cx="5410955" cy="190527"/>
+            <wp:effectExtent l="0" t="0" r="0" b="0"/>
+            <wp:docPr id="13" name="Picture 13"/>
+            <wp:cNvGraphicFramePr>
+              <a:graphicFrameLocks xmlns:a="http://schemas.openxmlformats.org/drawingml/2006/main" noChangeAspect="1"/>
+            </wp:cNvGraphicFramePr>
+            <a:graphic xmlns:a="http://schemas.openxmlformats.org/drawingml/2006/main">
+              <a:graphicData uri="http://schemas.openxmlformats.org/drawingml/2006/picture">
+                <pic:pic xmlns:pic="http://schemas.openxmlformats.org/drawingml/2006/picture">
+                  <pic:nvPicPr>
+                    <pic:cNvPr id="1" name=""/>
+                    <pic:cNvPicPr/>
+                  </pic:nvPicPr>
+                  <pic:blipFill>
+                    <a:blip r:embed="rId15"/>
+                    <a:stretch>
+                      <a:fillRect/>
+                    </a:stretch>
+                  </pic:blipFill>
+                  <pic:spPr>
+                    <a:xfrm>
+                      <a:off x="0" y="0"/>
+                      <a:ext cx="5410955" cy="190527"/>
+                    </a:xfrm>
+                    <a:prstGeom prst="rect">
+                      <a:avLst/>
+                    </a:prstGeom>
+                  </pic:spPr>
+                </pic:pic>
+              </a:graphicData>
+            </a:graphic>
+          </wp:inline>
+        </w:drawing>
+      </w:r>
+    </w:p>
+    <w:p>
+      <w:pPr>
+        <w:rPr>
+          <w:lang w:val="ru-RU"/>
+        </w:rPr>
+      </w:pPr>
+      <w:r>
+        <w:rPr>
+          <w:noProof/>
+          <w:lang w:val="ru-RU" w:eastAsia="ru-RU"/>
+        </w:rPr>
+        <w:drawing>
+          <wp:inline distT="0" distB="0" distL="0" distR="0" wp14:anchorId="0013F64D" wp14:editId="78460154">
+            <wp:extent cx="6152515" cy="1894840"/>
+            <wp:effectExtent l="0" t="0" r="635" b="0"/>
+            <wp:docPr id="12" name="Picture 12"/>
+            <wp:cNvGraphicFramePr>
+              <a:graphicFrameLocks xmlns:a="http://schemas.openxmlformats.org/drawingml/2006/main" noChangeAspect="1"/>
+            </wp:cNvGraphicFramePr>
+            <a:graphic xmlns:a="http://schemas.openxmlformats.org/drawingml/2006/main">
+              <a:graphicData uri="http://schemas.openxmlformats.org/drawingml/2006/picture">
+                <pic:pic xmlns:pic="http://schemas.openxmlformats.org/drawingml/2006/picture">
+                  <pic:nvPicPr>
+                    <pic:cNvPr id="1" name=""/>
+                    <pic:cNvPicPr/>
+                  </pic:nvPicPr>
+                  <pic:blipFill>
+                    <a:blip r:embed="rId16"/>
+                    <a:stretch>
+                      <a:fillRect/>
+                    </a:stretch>
+                  </pic:blipFill>
+                  <pic:spPr>
+                    <a:xfrm>
+                      <a:off x="0" y="0"/>
+                      <a:ext cx="6152515" cy="1894840"/>
+                    </a:xfrm>
+                    <a:prstGeom prst="rect">
+                      <a:avLst/>
+                    </a:prstGeom>
+                  </pic:spPr>
+                </pic:pic>
+              </a:graphicData>
+            </a:graphic>
+          </wp:inline>
+        </w:drawing>
+      </w:r>
+    </w:p>
+    <w:p>
+      <w:pPr>
+        <w:rPr>
+          <w:lang w:val="ru-RU"/>
+        </w:rPr>
+      </w:pPr>
+      <w:r>
+        <w:rPr>
+          <w:lang w:val="ru-RU"/>
+        </w:rPr>
+        <w:t>==</w:t>
+      </w:r>
+    </w:p>
+    <w:p>
+      <w:pPr>
+        <w:rPr>
+          <w:lang w:val="ru-RU"/>
+        </w:rPr>
+      </w:pPr>
+      <w:r>
+        <w:rPr>
+          <w:highlight w:val="yellow"/>
+          <w:lang w:val="ru-RU"/>
+        </w:rPr>
+        <w:lastRenderedPageBreak/>
+        <w:t>== Запускаем по-новому</w:t>
+      </w:r>
+    </w:p>
+    <w:p>
+      <w:pPr>
+        <w:rPr>
+          <w:lang w:val="ru-RU"/>
+        </w:rPr>
+      </w:pPr>
+      <w:r>
+        <w:rPr>
+          <w:lang w:val="ru-RU"/>
+        </w:rPr>
+        <w:drawing>
+          <wp:inline distT="0" distB="0" distL="0" distR="0" wp14:anchorId="6869C8D1" wp14:editId="74FD05C8">
+            <wp:extent cx="6152515" cy="1592580"/>
+            <wp:effectExtent l="0" t="0" r="635" b="7620"/>
+            <wp:docPr id="14" name="Picture 14"/>
+            <wp:cNvGraphicFramePr>
+              <a:graphicFrameLocks xmlns:a="http://schemas.openxmlformats.org/drawingml/2006/main" noChangeAspect="1"/>
+            </wp:cNvGraphicFramePr>
+            <a:graphic xmlns:a="http://schemas.openxmlformats.org/drawingml/2006/main">
+              <a:graphicData uri="http://schemas.openxmlformats.org/drawingml/2006/picture">
+                <pic:pic xmlns:pic="http://schemas.openxmlformats.org/drawingml/2006/picture">
+                  <pic:nvPicPr>
+                    <pic:cNvPr id="1" name=""/>
+                    <pic:cNvPicPr/>
+                  </pic:nvPicPr>
+                  <pic:blipFill>
+                    <a:blip r:embed="rId17"/>
+                    <a:stretch>
+                      <a:fillRect/>
+                    </a:stretch>
+                  </pic:blipFill>
+                  <pic:spPr>
+                    <a:xfrm>
+                      <a:off x="0" y="0"/>
+                      <a:ext cx="6152515" cy="1592580"/>
+                    </a:xfrm>
+                    <a:prstGeom prst="rect">
+                      <a:avLst/>
+                    </a:prstGeom>
+                  </pic:spPr>
+                </pic:pic>
+              </a:graphicData>
+            </a:graphic>
+          </wp:inline>
+        </w:drawing>
+      </w:r>
+    </w:p>
+    <w:p>
+      <w:pPr>
+        <w:rPr>
+          <w:lang w:val="ru-RU"/>
+        </w:rPr>
+      </w:pPr>
+      <w:r>
+        <w:rPr>
+          <w:lang w:val="ru-RU"/>
+        </w:rPr>
+        <w:drawing>
+          <wp:inline distT="0" distB="0" distL="0" distR="0" wp14:anchorId="49469636" wp14:editId="0E5B5EA9">
+            <wp:extent cx="6152515" cy="875665"/>
+            <wp:effectExtent l="0" t="0" r="635" b="635"/>
+            <wp:docPr id="16" name="Picture 16"/>
+            <wp:cNvGraphicFramePr>
+              <a:graphicFrameLocks xmlns:a="http://schemas.openxmlformats.org/drawingml/2006/main" noChangeAspect="1"/>
+            </wp:cNvGraphicFramePr>
+            <a:graphic xmlns:a="http://schemas.openxmlformats.org/drawingml/2006/main">
+              <a:graphicData uri="http://schemas.openxmlformats.org/drawingml/2006/picture">
+                <pic:pic xmlns:pic="http://schemas.openxmlformats.org/drawingml/2006/picture">
+                  <pic:nvPicPr>
+                    <pic:cNvPr id="1" name=""/>
+                    <pic:cNvPicPr/>
+                  </pic:nvPicPr>
+                  <pic:blipFill>
+                    <a:blip r:embed="rId18"/>
+                    <a:stretch>
+                      <a:fillRect/>
+                    </a:stretch>
+                  </pic:blipFill>
+                  <pic:spPr>
+                    <a:xfrm>
+                      <a:off x="0" y="0"/>
+                      <a:ext cx="6152515" cy="875665"/>
+                    </a:xfrm>
+                    <a:prstGeom prst="rect">
+                      <a:avLst/>
+                    </a:prstGeom>
+                  </pic:spPr>
+                </pic:pic>
+              </a:graphicData>
+            </a:graphic>
+          </wp:inline>
+        </w:drawing>
+      </w:r>
+    </w:p>
+    <w:p>
+      <w:pPr>
+        <w:rPr>
+          <w:lang w:val="ru-RU"/>
+        </w:rPr>
+      </w:pPr>
+      <w:r>
+        <w:rPr>
+          <w:lang w:val="ru-RU"/>
+        </w:rPr>
+        <w:drawing>
+          <wp:inline distT="0" distB="0" distL="0" distR="0" wp14:anchorId="1731B24C" wp14:editId="17E143AB">
+            <wp:extent cx="6152515" cy="1273175"/>
+            <wp:effectExtent l="0" t="0" r="635" b="3175"/>
+            <wp:docPr id="15" name="Picture 15"/>
+            <wp:cNvGraphicFramePr>
+              <a:graphicFrameLocks xmlns:a="http://schemas.openxmlformats.org/drawingml/2006/main" noChangeAspect="1"/>
+            </wp:cNvGraphicFramePr>
+            <a:graphic xmlns:a="http://schemas.openxmlformats.org/drawingml/2006/main">
+              <a:graphicData uri="http://schemas.openxmlformats.org/drawingml/2006/picture">
+                <pic:pic xmlns:pic="http://schemas.openxmlformats.org/drawingml/2006/picture">
+                  <pic:nvPicPr>
+                    <pic:cNvPr id="1" name=""/>
+                    <pic:cNvPicPr/>
+                  </pic:nvPicPr>
+                  <pic:blipFill>
+                    <a:blip r:embed="rId19"/>
+                    <a:stretch>
+                      <a:fillRect/>
+                    </a:stretch>
+                  </pic:blipFill>
+                  <pic:spPr>
+                    <a:xfrm>
+                      <a:off x="0" y="0"/>
+                      <a:ext cx="6152515" cy="1273175"/>
+                    </a:xfrm>
+                    <a:prstGeom prst="rect">
+                      <a:avLst/>
+                    </a:prstGeom>
+                  </pic:spPr>
+                </pic:pic>
+              </a:graphicData>
+            </a:graphic>
+          </wp:inline>
+        </w:drawing>
+      </w:r>
+    </w:p>
+    <w:p>
+      <w:pPr>
+        <w:rPr>
+          <w:lang w:val="ru-RU"/>
+        </w:rPr>
+      </w:pPr>
+      <w:r>
+        <w:rPr>
+          <w:lang w:val="ru-RU"/>
+        </w:rPr>
+        <w:t>Старт 11:30</w:t>
+      </w:r>
+    </w:p>
+    <w:p>
+      <w:pPr>
+        <w:rPr>
+          <w:b/>
+          <w:color w:val="00B050"/>
+          <w:lang w:val="ru-RU"/>
+        </w:rPr>
+      </w:pPr>
+      <w:r>
+        <w:rPr>
+          <w:lang w:val="ru-RU"/>
+        </w:rPr>
+        <w:t xml:space="preserve">Финиш: </w:t>
+      </w:r>
+      <w:r>
+        <w:rPr>
+          <w:lang w:val="ru-RU"/>
+        </w:rPr>
+        <w:t xml:space="preserve">11:49 </w:t>
+      </w:r>
+      <w:r>
+        <w:rPr>
+          <w:b/>
+          <w:color w:val="00B050"/>
+          <w:lang w:val="ru-RU"/>
+        </w:rPr>
+        <w:t xml:space="preserve">(20 </w:t>
+      </w:r>
+      <w:r>
+        <w:rPr>
+          <w:b/>
+          <w:color w:val="00B050"/>
+          <w:lang w:val="ru-RU"/>
+        </w:rPr>
+        <w:t>минут)</w:t>
+      </w:r>
+    </w:p>
+    <w:p>
+      <w:pPr>
+        <w:rPr>
+          <w:b/>
+          <w:lang w:val="ru-RU"/>
+        </w:rPr>
+      </w:pPr>
+    </w:p>
+    <w:p>
+      <w:pPr>
+        <w:rPr>
+          <w:b/>
+          <w:lang w:val="ru-RU"/>
+        </w:rPr>
+      </w:pPr>
+      <w:r>
+        <w:rPr>
+          <w:b/>
+          <w:highlight w:val="lightGray"/>
+          <w:lang w:val="ru-RU"/>
+        </w:rPr>
+        <w:t>Вывод:</w:t>
+      </w:r>
+      <w:r>
+        <w:rPr>
+          <w:b/>
+          <w:highlight w:val="lightGray"/>
+          <w:lang w:val="ru-RU"/>
+        </w:rPr>
+        <w:t xml:space="preserve"> Результат оптимизации удовлетворительный</w:t>
+      </w:r>
+    </w:p>
+    <w:p>
+      <w:pPr>
+        <w:rPr>
+          <w:b/>
+          <w:lang w:val="ru-RU"/>
+        </w:rPr>
+      </w:pPr>
+    </w:p>
+    <w:p>
+      <w:pPr>
+        <w:rPr>
+          <w:b/>
+          <w:u w:val="single"/>
+          <w:lang w:val="ru-RU"/>
+        </w:rPr>
+      </w:pPr>
+      <w:r>
+        <w:rPr>
+          <w:b/>
+          <w:u w:val="single"/>
+          <w:lang w:val="ru-RU"/>
+        </w:rPr>
+        <w:t>Проведем сравнение регресс данных было-с</w:t>
+      </w:r>
+      <w:r>
+        <w:rPr>
+          <w:b/>
+          <w:u w:val="single"/>
+          <w:lang w:val="ru-RU"/>
+        </w:rPr>
+        <w:t>т</w:t>
+      </w:r>
+      <w:r>
+        <w:rPr>
+          <w:b/>
+          <w:u w:val="single"/>
+          <w:lang w:val="ru-RU"/>
+        </w:rPr>
+        <w:t>ало:</w:t>
+      </w:r>
+    </w:p>
+    <w:p>
+      <w:pPr>
+        <w:rPr>
+          <w:lang w:val="ru-RU"/>
+        </w:rPr>
+      </w:pPr>
+      <w:r>
+        <w:rPr>
+          <w:lang w:val="ru-RU"/>
+        </w:rPr>
+        <w:drawing>
+          <wp:inline distT="0" distB="0" distL="0" distR="0" wp14:anchorId="6D2815C1" wp14:editId="3FF52CCB">
+            <wp:extent cx="6152515" cy="1130300"/>
+            <wp:effectExtent l="0" t="0" r="635" b="0"/>
+            <wp:docPr id="17" name="Picture 17"/>
+            <wp:cNvGraphicFramePr>
+              <a:graphicFrameLocks xmlns:a="http://schemas.openxmlformats.org/drawingml/2006/main" noChangeAspect="1"/>
+            </wp:cNvGraphicFramePr>
+            <a:graphic xmlns:a="http://schemas.openxmlformats.org/drawingml/2006/main">
+              <a:graphicData uri="http://schemas.openxmlformats.org/drawingml/2006/picture">
+                <pic:pic xmlns:pic="http://schemas.openxmlformats.org/drawingml/2006/picture">
+                  <pic:nvPicPr>
+                    <pic:cNvPr id="1" name=""/>
+                    <pic:cNvPicPr/>
+                  </pic:nvPicPr>
+                  <pic:blipFill>
+                    <a:blip r:embed="rId20"/>
+                    <a:stretch>
+                      <a:fillRect/>
+                    </a:stretch>
+                  </pic:blipFill>
+                  <pic:spPr>
+                    <a:xfrm>
+                      <a:off x="0" y="0"/>
+                      <a:ext cx="6152515" cy="1130300"/>
+                    </a:xfrm>
+                    <a:prstGeom prst="rect">
+                      <a:avLst/>
+                    </a:prstGeom>
+                  </pic:spPr>
+                </pic:pic>
+              </a:graphicData>
+            </a:graphic>
+          </wp:inline>
+        </w:drawing>
+      </w:r>
+    </w:p>
+    <w:p>
+      <w:pPr>
+        <w:rPr>
+          <w:lang w:val="ru-RU"/>
+        </w:rPr>
+      </w:pPr>
+      <w:bookmarkStart w:id="0" w:name="_GoBack"/>
+      <w:bookmarkEnd w:id="0"/>
     </w:p>
     <w:sectPr>
       <w:pgSz w:w="12240" w:h="15840"/>
